--- a/docs/Deccan Birders EC Portal — Complete Guide.docx
+++ b/docs/Deccan Birders EC Portal — Complete Guide.docx
@@ -1361,7 +1361,7 @@
         <w:rPr>
           <w:rStyle w:val="VerbatimChar"/>
         </w:rPr>
-        <w:t xml:space="preserve">NEXT_PUBLIC_SUPABASE_URL       = https://wmpuxjlfqujvfsehqjnt.supabase.co</w:t>
+        <w:t xml:space="preserve">SUPABASE_URL       = https://wmpuxjlfqujvfsehqjnt.supabase.co</w:t>
       </w:r>
       <w:r>
         <w:br/>
@@ -1370,7 +1370,7 @@
         <w:rPr>
           <w:rStyle w:val="VerbatimChar"/>
         </w:rPr>
-        <w:t xml:space="preserve">NEXT_PUBLIC_SUPABASE_ANON_KEY  = &lt;anon key — Supabase → Settings → API&gt;</w:t>
+        <w:t xml:space="preserve">SUPABASE_ANON_KEY  = &lt;anon key — Supabase → Settings → API&gt;</w:t>
       </w:r>
       <w:r>
         <w:br/>
@@ -1388,7 +1388,7 @@
         <w:rPr>
           <w:rStyle w:val="VerbatimChar"/>
         </w:rPr>
-        <w:t xml:space="preserve">NEXT_PUBLIC_APP_URL            = https://&lt;your-project&gt;.vercel.app</w:t>
+        <w:t xml:space="preserve">APP_URL            = https://&lt;your-project&gt;.vercel.app</w:t>
       </w:r>
       <w:r>
         <w:br/>
@@ -1615,7 +1615,7 @@
         <w:rPr>
           <w:rStyle w:val="VerbatimChar"/>
         </w:rPr>
-        <w:t xml:space="preserve">NEXT_PUBLIC_APP_URL</w:t>
+        <w:t xml:space="preserve">APP_URL</w:t>
       </w:r>
       <w:r>
         <w:t xml:space="preserve">.</w:t>
@@ -1689,7 +1689,7 @@
         <w:rPr>
           <w:rStyle w:val="VerbatimChar"/>
         </w:rPr>
-        <w:t xml:space="preserve">NEXT_PUBLIC_APP_URL</w:t>
+        <w:t xml:space="preserve">APP_URL</w:t>
       </w:r>
       <w:r>
         <w:t xml:space="preserve"> </w:t>
@@ -9543,7 +9543,7 @@
               <w:rPr>
                 <w:rStyle w:val="VerbatimChar"/>
               </w:rPr>
-              <w:t xml:space="preserve">NEXT_PUBLIC_SUPABASE_URL</w:t>
+              <w:t xml:space="preserve">SUPABASE_URL</w:t>
             </w:r>
           </w:p>
         </w:tc>
@@ -9584,7 +9584,7 @@
               <w:rPr>
                 <w:rStyle w:val="VerbatimChar"/>
               </w:rPr>
-              <w:t xml:space="preserve">NEXT_PUBLIC_SUPABASE_ANON_KEY</w:t>
+              <w:t xml:space="preserve">SUPABASE_ANON_KEY</w:t>
             </w:r>
           </w:p>
         </w:tc>
@@ -9660,7 +9660,7 @@
               <w:rPr>
                 <w:rStyle w:val="VerbatimChar"/>
               </w:rPr>
-              <w:t xml:space="preserve">NEXT_PUBLIC_APP_URL</w:t>
+              <w:t xml:space="preserve">APP_URL</w:t>
             </w:r>
           </w:p>
         </w:tc>
